--- a/Работа с командами Гит.docx
+++ b/Работа с командами Гит.docx
@@ -3,11 +3,16 @@
 <w:document xmlns:wpc="http://schemas.microsoft.com/office/word/2010/wordprocessingCanvas" xmlns:mc="http://schemas.openxmlformats.org/markup-compatibility/2006" xmlns:o="urn:schemas-microsoft-com:office:office" xmlns:r="http://schemas.openxmlformats.org/officeDocument/2006/relationships" xmlns:m="http://schemas.openxmlformats.org/officeDocument/2006/math" xmlns:v="urn:schemas-microsoft-com:vml" xmlns:wp14="http://schemas.microsoft.com/office/word/2010/wordprocessingDrawing" xmlns:wp="http://schemas.openxmlformats.org/drawingml/2006/wordprocessingDrawing" xmlns:w10="urn:schemas-microsoft-com:office:word" xmlns:w="http://schemas.openxmlformats.org/wordprocessingml/2006/main" xmlns:w14="http://schemas.microsoft.com/office/word/2010/wordml" xmlns:wpg="http://schemas.microsoft.com/office/word/2010/wordprocessingGroup" xmlns:wpi="http://schemas.microsoft.com/office/word/2010/wordprocessingInk" xmlns:wne="http://schemas.microsoft.com/office/word/2006/wordml" xmlns:wps="http://schemas.microsoft.com/office/word/2010/wordprocessingShape" mc:Ignorable="w14 wp14">
   <w:body>
     <w:p>
-      <w:r>
+      <w:bookmarkStart w:id="0" w:name="_GoBack"/>
+      <w:r>
+        <w:rPr>
+          <w:noProof/>
+          <w:lang w:eastAsia="ru-RU"/>
+        </w:rPr>
         <w:drawing>
           <wp:inline distT="0" distB="0" distL="0" distR="0" wp14:anchorId="1B8696AA" wp14:editId="497E9A0E">
-            <wp:extent cx="5940425" cy="5711122"/>
-            <wp:effectExtent l="0" t="0" r="3175" b="4445"/>
+            <wp:extent cx="5760000" cy="3461855"/>
+            <wp:effectExtent l="0" t="0" r="0" b="5715"/>
             <wp:docPr id="1" name="Рисунок 1"/>
             <wp:cNvGraphicFramePr>
               <a:graphicFrameLocks xmlns:a="http://schemas.openxmlformats.org/drawingml/2006/main" noChangeAspect="1"/>
@@ -28,7 +33,7 @@
                   <pic:spPr>
                     <a:xfrm>
                       <a:off x="0" y="0"/>
-                      <a:ext cx="5940425" cy="5711122"/>
+                      <a:ext cx="5760000" cy="3461855"/>
                     </a:xfrm>
                     <a:prstGeom prst="rect">
                       <a:avLst/>
@@ -43,10 +48,14 @@
     </w:p>
     <w:p>
       <w:r>
+        <w:rPr>
+          <w:noProof/>
+          <w:lang w:eastAsia="ru-RU"/>
+        </w:rPr>
         <w:drawing>
           <wp:inline distT="0" distB="0" distL="0" distR="0" wp14:anchorId="4DD01742" wp14:editId="3E9BF0C4">
-            <wp:extent cx="5940425" cy="2699524"/>
-            <wp:effectExtent l="0" t="0" r="3175" b="5715"/>
+            <wp:extent cx="5760000" cy="2617533"/>
+            <wp:effectExtent l="0" t="0" r="0" b="0"/>
             <wp:docPr id="2" name="Рисунок 2"/>
             <wp:cNvGraphicFramePr>
               <a:graphicFrameLocks xmlns:a="http://schemas.openxmlformats.org/drawingml/2006/main" noChangeAspect="1"/>
@@ -67,7 +76,7 @@
                   <pic:spPr>
                     <a:xfrm>
                       <a:off x="0" y="0"/>
-                      <a:ext cx="5940425" cy="2699524"/>
+                      <a:ext cx="5760000" cy="2617533"/>
                     </a:xfrm>
                     <a:prstGeom prst="rect">
                       <a:avLst/>
@@ -82,11 +91,14 @@
     </w:p>
     <w:p>
       <w:r>
-        <w:lastRenderedPageBreak/>
+        <w:rPr>
+          <w:noProof/>
+          <w:lang w:eastAsia="ru-RU"/>
+        </w:rPr>
         <w:drawing>
           <wp:inline distT="0" distB="0" distL="0" distR="0" wp14:anchorId="4D8F3253" wp14:editId="38A3C5D8">
-            <wp:extent cx="5940425" cy="2754704"/>
-            <wp:effectExtent l="0" t="0" r="3175" b="7620"/>
+            <wp:extent cx="5760000" cy="2671037"/>
+            <wp:effectExtent l="0" t="0" r="0" b="0"/>
             <wp:docPr id="3" name="Рисунок 3"/>
             <wp:cNvGraphicFramePr>
               <a:graphicFrameLocks xmlns:a="http://schemas.openxmlformats.org/drawingml/2006/main" noChangeAspect="1"/>
@@ -107,7 +119,7 @@
                   <pic:spPr>
                     <a:xfrm>
                       <a:off x="0" y="0"/>
-                      <a:ext cx="5940425" cy="2754704"/>
+                      <a:ext cx="5760000" cy="2671037"/>
                     </a:xfrm>
                     <a:prstGeom prst="rect">
                       <a:avLst/>
@@ -127,6 +139,11 @@
         </w:rPr>
       </w:pPr>
       <w:r>
+        <w:rPr>
+          <w:noProof/>
+          <w:lang w:eastAsia="ru-RU"/>
+        </w:rPr>
+        <w:lastRenderedPageBreak/>
         <w:drawing>
           <wp:inline distT="0" distB="0" distL="0" distR="0" wp14:anchorId="57FD376A" wp14:editId="0976CBB2">
             <wp:extent cx="5940425" cy="2628404"/>
@@ -172,12 +189,13 @@
       </w:pPr>
       <w:r>
         <w:rPr>
-          <w:lang w:val="en-US"/>
+          <w:noProof/>
+          <w:lang w:eastAsia="ru-RU"/>
         </w:rPr>
         <w:drawing>
           <wp:inline distT="0" distB="0" distL="0" distR="0" wp14:anchorId="42EA4443" wp14:editId="126E5934">
-            <wp:extent cx="3336925" cy="8618220"/>
-            <wp:effectExtent l="0" t="0" r="0" b="0"/>
+            <wp:extent cx="1393899" cy="3600000"/>
+            <wp:effectExtent l="0" t="0" r="0" b="635"/>
             <wp:docPr id="5" name="Рисунок 5"/>
             <wp:cNvGraphicFramePr>
               <a:graphicFrameLocks xmlns:a="http://schemas.openxmlformats.org/drawingml/2006/main" noChangeAspect="1"/>
@@ -198,7 +216,7 @@
                   <pic:spPr>
                     <a:xfrm>
                       <a:off x="0" y="0"/>
-                      <a:ext cx="3336925" cy="8618220"/>
+                      <a:ext cx="1393899" cy="3600000"/>
                     </a:xfrm>
                     <a:prstGeom prst="rect">
                       <a:avLst/>
@@ -243,12 +261,13 @@
       </w:pPr>
       <w:r>
         <w:rPr>
-          <w:lang w:val="en-US"/>
+          <w:noProof/>
+          <w:lang w:eastAsia="ru-RU"/>
         </w:rPr>
         <w:drawing>
           <wp:inline distT="0" distB="0" distL="0" distR="0" wp14:anchorId="1AA3A595" wp14:editId="34E71F94">
-            <wp:extent cx="5940425" cy="2654767"/>
-            <wp:effectExtent l="0" t="0" r="3175" b="0"/>
+            <wp:extent cx="5760000" cy="2574135"/>
+            <wp:effectExtent l="0" t="0" r="0" b="0"/>
             <wp:docPr id="6" name="Рисунок 6"/>
             <wp:cNvGraphicFramePr>
               <a:graphicFrameLocks xmlns:a="http://schemas.openxmlformats.org/drawingml/2006/main" noChangeAspect="1"/>
@@ -269,7 +288,7 @@
                   <pic:spPr>
                     <a:xfrm>
                       <a:off x="0" y="0"/>
-                      <a:ext cx="5940425" cy="2654767"/>
+                      <a:ext cx="5760000" cy="2574135"/>
                     </a:xfrm>
                     <a:prstGeom prst="rect">
                       <a:avLst/>
@@ -290,12 +309,13 @@
       </w:pPr>
       <w:r>
         <w:rPr>
-          <w:lang w:val="en-US"/>
+          <w:noProof/>
+          <w:lang w:eastAsia="ru-RU"/>
         </w:rPr>
         <w:drawing>
           <wp:inline distT="0" distB="0" distL="0" distR="0" wp14:anchorId="19414388" wp14:editId="573AB3D8">
-            <wp:extent cx="5940425" cy="2810497"/>
-            <wp:effectExtent l="0" t="0" r="3175" b="9525"/>
+            <wp:extent cx="5760000" cy="2725135"/>
+            <wp:effectExtent l="0" t="0" r="0" b="0"/>
             <wp:docPr id="7" name="Рисунок 7"/>
             <wp:cNvGraphicFramePr>
               <a:graphicFrameLocks xmlns:a="http://schemas.openxmlformats.org/drawingml/2006/main" noChangeAspect="1"/>
@@ -316,7 +336,7 @@
                   <pic:spPr>
                     <a:xfrm>
                       <a:off x="0" y="0"/>
-                      <a:ext cx="5940425" cy="2810497"/>
+                      <a:ext cx="5760000" cy="2725135"/>
                     </a:xfrm>
                     <a:prstGeom prst="rect">
                       <a:avLst/>
@@ -337,12 +357,13 @@
       </w:pPr>
       <w:r>
         <w:rPr>
-          <w:lang w:val="en-US"/>
+          <w:noProof/>
+          <w:lang w:eastAsia="ru-RU"/>
         </w:rPr>
         <w:drawing>
           <wp:inline distT="0" distB="0" distL="0" distR="0" wp14:anchorId="034FD694" wp14:editId="61B7D7EF">
-            <wp:extent cx="5940425" cy="2309586"/>
-            <wp:effectExtent l="0" t="0" r="3175" b="0"/>
+            <wp:extent cx="5760000" cy="2239438"/>
+            <wp:effectExtent l="0" t="0" r="0" b="8890"/>
             <wp:docPr id="8" name="Рисунок 8"/>
             <wp:cNvGraphicFramePr>
               <a:graphicFrameLocks xmlns:a="http://schemas.openxmlformats.org/drawingml/2006/main" noChangeAspect="1"/>
@@ -363,7 +384,7 @@
                   <pic:spPr>
                     <a:xfrm>
                       <a:off x="0" y="0"/>
-                      <a:ext cx="5940425" cy="2309586"/>
+                      <a:ext cx="5760000" cy="2239438"/>
                     </a:xfrm>
                     <a:prstGeom prst="rect">
                       <a:avLst/>
@@ -391,12 +412,13 @@
       </w:pPr>
       <w:r>
         <w:rPr>
-          <w:lang w:val="en-US"/>
+          <w:noProof/>
+          <w:lang w:eastAsia="ru-RU"/>
         </w:rPr>
         <w:drawing>
           <wp:inline distT="0" distB="0" distL="0" distR="0" wp14:anchorId="3A355E99" wp14:editId="68418DFE">
-            <wp:extent cx="5940425" cy="3239061"/>
-            <wp:effectExtent l="0" t="0" r="3175" b="0"/>
+            <wp:extent cx="5760000" cy="3140683"/>
+            <wp:effectExtent l="0" t="0" r="0" b="3175"/>
             <wp:docPr id="10" name="Рисунок 10"/>
             <wp:cNvGraphicFramePr>
               <a:graphicFrameLocks xmlns:a="http://schemas.openxmlformats.org/drawingml/2006/main" noChangeAspect="1"/>
@@ -417,7 +439,7 @@
                   <pic:spPr>
                     <a:xfrm>
                       <a:off x="0" y="0"/>
-                      <a:ext cx="5940425" cy="3239061"/>
+                      <a:ext cx="5760000" cy="3140683"/>
                     </a:xfrm>
                     <a:prstGeom prst="rect">
                       <a:avLst/>
@@ -438,12 +460,13 @@
       </w:pPr>
       <w:r>
         <w:rPr>
-          <w:lang w:val="en-US"/>
+          <w:noProof/>
+          <w:lang w:eastAsia="ru-RU"/>
         </w:rPr>
         <w:drawing>
           <wp:inline distT="0" distB="0" distL="0" distR="0" wp14:anchorId="5D113E35" wp14:editId="165D0B82">
-            <wp:extent cx="5940425" cy="2859546"/>
-            <wp:effectExtent l="0" t="0" r="3175" b="0"/>
+            <wp:extent cx="5760000" cy="2772695"/>
+            <wp:effectExtent l="0" t="0" r="0" b="8890"/>
             <wp:docPr id="11" name="Рисунок 11"/>
             <wp:cNvGraphicFramePr>
               <a:graphicFrameLocks xmlns:a="http://schemas.openxmlformats.org/drawingml/2006/main" noChangeAspect="1"/>
@@ -464,7 +487,7 @@
                   <pic:spPr>
                     <a:xfrm>
                       <a:off x="0" y="0"/>
-                      <a:ext cx="5940425" cy="2859546"/>
+                      <a:ext cx="5760000" cy="2772695"/>
                     </a:xfrm>
                     <a:prstGeom prst="rect">
                       <a:avLst/>
@@ -480,12 +503,13 @@
     <w:p>
       <w:r>
         <w:rPr>
-          <w:lang w:val="en-US"/>
+          <w:noProof/>
+          <w:lang w:eastAsia="ru-RU"/>
         </w:rPr>
         <w:drawing>
           <wp:inline distT="0" distB="0" distL="0" distR="0" wp14:anchorId="316E5847" wp14:editId="753F23A9">
-            <wp:extent cx="5940425" cy="1886540"/>
-            <wp:effectExtent l="0" t="0" r="3175" b="0"/>
+            <wp:extent cx="5760000" cy="1829241"/>
+            <wp:effectExtent l="0" t="0" r="0" b="0"/>
             <wp:docPr id="12" name="Рисунок 12"/>
             <wp:cNvGraphicFramePr>
               <a:graphicFrameLocks xmlns:a="http://schemas.openxmlformats.org/drawingml/2006/main" noChangeAspect="1"/>
@@ -506,7 +530,7 @@
                   <pic:spPr>
                     <a:xfrm>
                       <a:off x="0" y="0"/>
-                      <a:ext cx="5940425" cy="1886540"/>
+                      <a:ext cx="5760000" cy="1829241"/>
                     </a:xfrm>
                     <a:prstGeom prst="rect">
                       <a:avLst/>
@@ -521,10 +545,14 @@
     </w:p>
     <w:p>
       <w:r>
+        <w:rPr>
+          <w:noProof/>
+          <w:lang w:eastAsia="ru-RU"/>
+        </w:rPr>
         <w:drawing>
           <wp:inline distT="0" distB="0" distL="0" distR="0" wp14:anchorId="0AB67283" wp14:editId="05C48F08">
-            <wp:extent cx="5940425" cy="2052693"/>
-            <wp:effectExtent l="0" t="0" r="3175" b="5080"/>
+            <wp:extent cx="5760000" cy="1990348"/>
+            <wp:effectExtent l="0" t="0" r="0" b="0"/>
             <wp:docPr id="13" name="Рисунок 13"/>
             <wp:cNvGraphicFramePr>
               <a:graphicFrameLocks xmlns:a="http://schemas.openxmlformats.org/drawingml/2006/main" noChangeAspect="1"/>
@@ -545,7 +573,7 @@
                   <pic:spPr>
                     <a:xfrm>
                       <a:off x="0" y="0"/>
-                      <a:ext cx="5940425" cy="2052693"/>
+                      <a:ext cx="5760000" cy="1990348"/>
                     </a:xfrm>
                     <a:prstGeom prst="rect">
                       <a:avLst/>
@@ -565,10 +593,14 @@
         </w:rPr>
       </w:pPr>
       <w:r>
+        <w:rPr>
+          <w:noProof/>
+          <w:lang w:eastAsia="ru-RU"/>
+        </w:rPr>
         <w:drawing>
           <wp:inline distT="0" distB="0" distL="0" distR="0" wp14:anchorId="062DFAEA" wp14:editId="59B443B1">
-            <wp:extent cx="5940425" cy="2079670"/>
-            <wp:effectExtent l="0" t="0" r="3175" b="0"/>
+            <wp:extent cx="5760000" cy="2016505"/>
+            <wp:effectExtent l="0" t="0" r="0" b="3175"/>
             <wp:docPr id="14" name="Рисунок 14"/>
             <wp:cNvGraphicFramePr>
               <a:graphicFrameLocks xmlns:a="http://schemas.openxmlformats.org/drawingml/2006/main" noChangeAspect="1"/>
@@ -589,7 +621,7 @@
                   <pic:spPr>
                     <a:xfrm>
                       <a:off x="0" y="0"/>
-                      <a:ext cx="5940425" cy="2079670"/>
+                      <a:ext cx="5760000" cy="2016505"/>
                     </a:xfrm>
                     <a:prstGeom prst="rect">
                       <a:avLst/>
@@ -610,12 +642,13 @@
       </w:pPr>
       <w:r>
         <w:rPr>
-          <w:lang w:val="en-US"/>
+          <w:noProof/>
+          <w:lang w:eastAsia="ru-RU"/>
         </w:rPr>
         <w:drawing>
           <wp:inline distT="0" distB="0" distL="0" distR="0" wp14:anchorId="5F206B85" wp14:editId="4883869E">
-            <wp:extent cx="5940425" cy="1966858"/>
-            <wp:effectExtent l="0" t="0" r="3175" b="0"/>
+            <wp:extent cx="5760000" cy="1907120"/>
+            <wp:effectExtent l="0" t="0" r="0" b="0"/>
             <wp:docPr id="15" name="Рисунок 15"/>
             <wp:cNvGraphicFramePr>
               <a:graphicFrameLocks xmlns:a="http://schemas.openxmlformats.org/drawingml/2006/main" noChangeAspect="1"/>
@@ -636,7 +669,7 @@
                   <pic:spPr>
                     <a:xfrm>
                       <a:off x="0" y="0"/>
-                      <a:ext cx="5940425" cy="1966858"/>
+                      <a:ext cx="5760000" cy="1907120"/>
                     </a:xfrm>
                     <a:prstGeom prst="rect">
                       <a:avLst/>
@@ -657,12 +690,13 @@
       </w:pPr>
       <w:r>
         <w:rPr>
-          <w:lang w:val="en-US"/>
+          <w:noProof/>
+          <w:lang w:eastAsia="ru-RU"/>
         </w:rPr>
         <w:drawing>
           <wp:inline distT="0" distB="0" distL="0" distR="0" wp14:anchorId="54F2708E" wp14:editId="1C14097E">
-            <wp:extent cx="5940425" cy="2010388"/>
-            <wp:effectExtent l="0" t="0" r="3175" b="9525"/>
+            <wp:extent cx="5760000" cy="1769505"/>
+            <wp:effectExtent l="0" t="0" r="0" b="2540"/>
             <wp:docPr id="16" name="Рисунок 16"/>
             <wp:cNvGraphicFramePr>
               <a:graphicFrameLocks xmlns:a="http://schemas.openxmlformats.org/drawingml/2006/main" noChangeAspect="1"/>
@@ -683,7 +717,7 @@
                   <pic:spPr>
                     <a:xfrm>
                       <a:off x="0" y="0"/>
-                      <a:ext cx="5940425" cy="2010388"/>
+                      <a:ext cx="5760000" cy="1769505"/>
                     </a:xfrm>
                     <a:prstGeom prst="rect">
                       <a:avLst/>
@@ -695,7 +729,6 @@
           </wp:inline>
         </w:drawing>
       </w:r>
-      <w:bookmarkStart w:id="0" w:name="_GoBack"/>
       <w:bookmarkEnd w:id="0"/>
     </w:p>
     <w:sectPr>
